--- a/portfolio_changes.docx
+++ b/portfolio_changes.docx
@@ -32,7 +32,7 @@
         <w:t>Ahmed</w:t>
       </w:r>
       <w:r>
-        <w:t>— Senior Software Engineer with experience in full-stack development, cloud infrastructure, and recruiting. Focused on technical accuracy, architecture presentation, and production credibility.</w:t>
+        <w:t>— Senior Software Engineer with experience in full-stack development, cloud infrastructure,</w:t>
       </w:r>
     </w:p>
     <w:p>
@@ -83,28 +83,12 @@
       <w:pPr>
         <w:pStyle w:val="Heading2"/>
       </w:pPr>
-      <w:proofErr w:type="gramStart"/>
       <w:r>
         <w:rPr>
           <w:color w:val="068298"/>
         </w:rPr>
-        <w:t>1.1  Full</w:t>
+        <w:t>1.1  Full Name Prominence  [</w:t>
       </w:r>
-      <w:proofErr w:type="gramEnd"/>
-      <w:r>
-        <w:rPr>
-          <w:color w:val="068298"/>
-        </w:rPr>
-        <w:t xml:space="preserve"> Name </w:t>
-      </w:r>
-      <w:proofErr w:type="gramStart"/>
-      <w:r>
-        <w:rPr>
-          <w:color w:val="068298"/>
-        </w:rPr>
-        <w:t>Prominence  [</w:t>
-      </w:r>
-      <w:proofErr w:type="gramEnd"/>
       <w:r>
         <w:rPr>
           <w:color w:val="068298"/>
@@ -143,28 +127,12 @@
       <w:pPr>
         <w:pStyle w:val="Heading2"/>
       </w:pPr>
-      <w:proofErr w:type="gramStart"/>
       <w:r>
         <w:rPr>
           <w:color w:val="068298"/>
         </w:rPr>
-        <w:t>1.2  Student</w:t>
+        <w:t>1.2  Student Status, Major &amp; Graduation  [</w:t>
       </w:r>
-      <w:proofErr w:type="gramEnd"/>
-      <w:r>
-        <w:rPr>
-          <w:color w:val="068298"/>
-        </w:rPr>
-        <w:t xml:space="preserve"> Status, Major &amp; </w:t>
-      </w:r>
-      <w:proofErr w:type="gramStart"/>
-      <w:r>
-        <w:rPr>
-          <w:color w:val="068298"/>
-        </w:rPr>
-        <w:t>Graduation  [</w:t>
-      </w:r>
-      <w:proofErr w:type="gramEnd"/>
       <w:r>
         <w:rPr>
           <w:color w:val="068298"/>
@@ -195,28 +163,12 @@
       <w:pPr>
         <w:pStyle w:val="Heading2"/>
       </w:pPr>
-      <w:proofErr w:type="gramStart"/>
       <w:r>
         <w:rPr>
           <w:color w:val="068298"/>
         </w:rPr>
-        <w:t>1.3  Headline</w:t>
+        <w:t>1.3  Headline Specificity  [</w:t>
       </w:r>
-      <w:proofErr w:type="gramEnd"/>
-      <w:r>
-        <w:rPr>
-          <w:color w:val="068298"/>
-        </w:rPr>
-        <w:t xml:space="preserve"> </w:t>
-      </w:r>
-      <w:proofErr w:type="gramStart"/>
-      <w:r>
-        <w:rPr>
-          <w:color w:val="068298"/>
-        </w:rPr>
-        <w:t>Specificity  [</w:t>
-      </w:r>
-      <w:proofErr w:type="gramEnd"/>
       <w:r>
         <w:rPr>
           <w:color w:val="068298"/>
@@ -255,29 +207,13 @@
       <w:pPr>
         <w:pStyle w:val="Heading2"/>
       </w:pPr>
-      <w:proofErr w:type="gramStart"/>
       <w:r>
         <w:rPr>
           <w:color w:val="068298"/>
         </w:rPr>
         <w:lastRenderedPageBreak/>
-        <w:t>1.4  Call</w:t>
+        <w:t>1.4  Call-to-Action Buttons  [</w:t>
       </w:r>
-      <w:proofErr w:type="gramEnd"/>
-      <w:r>
-        <w:rPr>
-          <w:color w:val="068298"/>
-        </w:rPr>
-        <w:t xml:space="preserve">-to-Action </w:t>
-      </w:r>
-      <w:proofErr w:type="gramStart"/>
-      <w:r>
-        <w:rPr>
-          <w:color w:val="068298"/>
-        </w:rPr>
-        <w:t>Buttons  [</w:t>
-      </w:r>
-      <w:proofErr w:type="gramEnd"/>
       <w:r>
         <w:rPr>
           <w:color w:val="068298"/>
@@ -325,15 +261,7 @@
         <w:pStyle w:val="ListBullet"/>
       </w:pPr>
       <w:r>
-        <w:t xml:space="preserve">Removed "Open to internship &amp; new grad opportunities" badge — the contact form serves this </w:t>
-      </w:r>
-      <w:proofErr w:type="gramStart"/>
-      <w:r>
-        <w:t>purpose</w:t>
-      </w:r>
-      <w:proofErr w:type="gramEnd"/>
-      <w:r>
-        <w:t xml:space="preserve"> and the badge reads as unprofessional</w:t>
+        <w:t>Removed "Open to internship &amp; new grad opportunities" badge — the contact form serves this purpose and the badge reads as unprofessional</w:t>
       </w:r>
     </w:p>
     <w:p>
@@ -351,28 +279,12 @@
       <w:pPr>
         <w:pStyle w:val="Heading2"/>
       </w:pPr>
-      <w:proofErr w:type="gramStart"/>
       <w:r>
         <w:rPr>
           <w:color w:val="068298"/>
         </w:rPr>
-        <w:t>2.1  Quality</w:t>
+        <w:t>2.1  Quality Over Quantity  [</w:t>
       </w:r>
-      <w:proofErr w:type="gramEnd"/>
-      <w:r>
-        <w:rPr>
-          <w:color w:val="068298"/>
-        </w:rPr>
-        <w:t xml:space="preserve"> Over </w:t>
-      </w:r>
-      <w:proofErr w:type="gramStart"/>
-      <w:r>
-        <w:rPr>
-          <w:color w:val="068298"/>
-        </w:rPr>
-        <w:t>Quantity  [</w:t>
-      </w:r>
-      <w:proofErr w:type="gramEnd"/>
       <w:r>
         <w:rPr>
           <w:color w:val="068298"/>
@@ -419,28 +331,12 @@
       <w:pPr>
         <w:pStyle w:val="Heading2"/>
       </w:pPr>
-      <w:proofErr w:type="gramStart"/>
       <w:r>
         <w:rPr>
           <w:color w:val="068298"/>
         </w:rPr>
-        <w:t>2.2  Key</w:t>
+        <w:t>2.2  Key Challenge Field  [</w:t>
       </w:r>
-      <w:proofErr w:type="gramEnd"/>
-      <w:r>
-        <w:rPr>
-          <w:color w:val="068298"/>
-        </w:rPr>
-        <w:t xml:space="preserve"> Challenge </w:t>
-      </w:r>
-      <w:proofErr w:type="gramStart"/>
-      <w:r>
-        <w:rPr>
-          <w:color w:val="068298"/>
-        </w:rPr>
-        <w:t>Field  [</w:t>
-      </w:r>
-      <w:proofErr w:type="gramEnd"/>
       <w:r>
         <w:rPr>
           <w:color w:val="068298"/>
@@ -495,28 +391,12 @@
       <w:pPr>
         <w:pStyle w:val="Heading2"/>
       </w:pPr>
-      <w:proofErr w:type="gramStart"/>
       <w:r>
         <w:rPr>
           <w:color w:val="068298"/>
         </w:rPr>
-        <w:t>2.3  Solo</w:t>
+        <w:t>2.3  Solo vs. Team Attribution  [</w:t>
       </w:r>
-      <w:proofErr w:type="gramEnd"/>
-      <w:r>
-        <w:rPr>
-          <w:color w:val="068298"/>
-        </w:rPr>
-        <w:t xml:space="preserve"> vs. Team </w:t>
-      </w:r>
-      <w:proofErr w:type="gramStart"/>
-      <w:r>
-        <w:rPr>
-          <w:color w:val="068298"/>
-        </w:rPr>
-        <w:t>Attribution  [</w:t>
-      </w:r>
-      <w:proofErr w:type="gramEnd"/>
       <w:r>
         <w:rPr>
           <w:color w:val="068298"/>
@@ -555,7 +435,6 @@
       <w:pPr>
         <w:pStyle w:val="Heading2"/>
       </w:pPr>
-      <w:proofErr w:type="gramStart"/>
       <w:r>
         <w:rPr>
           <w:color w:val="068298"/>
@@ -570,35 +449,12 @@
         <w:t>LangChain</w:t>
       </w:r>
       <w:proofErr w:type="spellEnd"/>
-      <w:proofErr w:type="gramEnd"/>
       <w:r>
         <w:rPr>
           <w:color w:val="068298"/>
         </w:rPr>
-        <w:t xml:space="preserve"> </w:t>
+        <w:t xml:space="preserve"> Open Source Contribution  [</w:t>
       </w:r>
-      <w:proofErr w:type="gramStart"/>
-      <w:r>
-        <w:rPr>
-          <w:color w:val="068298"/>
-        </w:rPr>
-        <w:t>Open Source</w:t>
-      </w:r>
-      <w:proofErr w:type="gramEnd"/>
-      <w:r>
-        <w:rPr>
-          <w:color w:val="068298"/>
-        </w:rPr>
-        <w:t xml:space="preserve"> </w:t>
-      </w:r>
-      <w:proofErr w:type="gramStart"/>
-      <w:r>
-        <w:rPr>
-          <w:color w:val="068298"/>
-        </w:rPr>
-        <w:t>Contribution  [</w:t>
-      </w:r>
-      <w:proofErr w:type="gramEnd"/>
       <w:r>
         <w:rPr>
           <w:color w:val="068298"/>
@@ -613,13 +469,8 @@
       </w:r>
     </w:p>
     <w:p>
-      <w:proofErr w:type="gramStart"/>
       <w:r>
-        <w:t>Open source</w:t>
-      </w:r>
-      <w:proofErr w:type="gramEnd"/>
-      <w:r>
-        <w:t xml:space="preserve"> contributions signal engineering maturity</w:t>
+        <w:t>Open source contributions signal engineering maturity</w:t>
       </w:r>
       <w:r>
         <w:t xml:space="preserve">, </w:t>
@@ -634,16 +485,17 @@
       </w:pPr>
       <w:r>
         <w:lastRenderedPageBreak/>
-        <w:t>Added an OSS banner above the project grid noting the merged LangChain contribution.</w:t>
+        <w:t xml:space="preserve">Added an OSS banner above the project grid noting the merged </w:t>
+      </w:r>
+      <w:proofErr w:type="spellStart"/>
+      <w:r>
+        <w:t>LangChain</w:t>
+      </w:r>
+      <w:proofErr w:type="spellEnd"/>
+      <w:r>
+        <w:t xml:space="preserve"> contribution.</w:t>
       </w:r>
     </w:p>
-    <w:p/>
-    <w:p>
-      <w:r>
-        <w:t>────────────────────────────────────────────────────────────────────────────────</w:t>
-      </w:r>
-    </w:p>
-    <w:p/>
     <w:p>
       <w:pPr>
         <w:pStyle w:val="Heading1"/>
@@ -659,28 +511,12 @@
       <w:pPr>
         <w:pStyle w:val="Heading2"/>
       </w:pPr>
-      <w:proofErr w:type="gramStart"/>
       <w:r>
         <w:rPr>
           <w:color w:val="068298"/>
         </w:rPr>
-        <w:t>3.1  Accurate</w:t>
+        <w:t>3.1  Accurate Skill Inventory  [</w:t>
       </w:r>
-      <w:proofErr w:type="gramEnd"/>
-      <w:r>
-        <w:rPr>
-          <w:color w:val="068298"/>
-        </w:rPr>
-        <w:t xml:space="preserve"> Skill </w:t>
-      </w:r>
-      <w:proofErr w:type="gramStart"/>
-      <w:r>
-        <w:rPr>
-          <w:color w:val="068298"/>
-        </w:rPr>
-        <w:t>Inventory  [</w:t>
-      </w:r>
-      <w:proofErr w:type="gramEnd"/>
       <w:r>
         <w:rPr>
           <w:color w:val="068298"/>
@@ -731,12 +567,6 @@
         <w:t>Tools &amp; Cloud: AWS, Google Cloud, Docker, Git, Linux, CI/CD, Microservices, Agile.</w:t>
       </w:r>
     </w:p>
-    <w:p/>
-    <w:p>
-      <w:r>
-        <w:t>────────────────────────────────────────────────────────────────────────────────</w:t>
-      </w:r>
-    </w:p>
     <w:p>
       <w:pPr>
         <w:pStyle w:val="Heading1"/>
@@ -752,28 +582,12 @@
       <w:pPr>
         <w:pStyle w:val="Heading2"/>
       </w:pPr>
-      <w:proofErr w:type="gramStart"/>
       <w:r>
         <w:rPr>
           <w:color w:val="068298"/>
         </w:rPr>
-        <w:t>4.1  Accurate</w:t>
+        <w:t>4.1  Accurate Role Titles  [</w:t>
       </w:r>
-      <w:proofErr w:type="gramEnd"/>
-      <w:r>
-        <w:rPr>
-          <w:color w:val="068298"/>
-        </w:rPr>
-        <w:t xml:space="preserve"> Role </w:t>
-      </w:r>
-      <w:proofErr w:type="gramStart"/>
-      <w:r>
-        <w:rPr>
-          <w:color w:val="068298"/>
-        </w:rPr>
-        <w:t>Titles  [</w:t>
-      </w:r>
-      <w:proofErr w:type="gramEnd"/>
       <w:r>
         <w:rPr>
           <w:color w:val="068298"/>
@@ -816,13 +630,6 @@
         <w:t>Evaid capstone added as: "Scrum Master &amp; AI Engineer — Team Capstone."</w:t>
       </w:r>
     </w:p>
-    <w:p/>
-    <w:p>
-      <w:r>
-        <w:t>────────────────────────────────────────────────────────────────────────────────</w:t>
-      </w:r>
-    </w:p>
-    <w:p/>
     <w:p>
       <w:pPr>
         <w:pStyle w:val="Heading1"/>
@@ -831,7 +638,6 @@
         <w:rPr>
           <w:color w:val="5B21B6"/>
         </w:rPr>
-        <w:lastRenderedPageBreak/>
         <w:t>Section 5 — Contact &amp; Navigation</w:t>
       </w:r>
     </w:p>
@@ -839,28 +645,12 @@
       <w:pPr>
         <w:pStyle w:val="Heading2"/>
       </w:pPr>
-      <w:proofErr w:type="gramStart"/>
       <w:r>
         <w:rPr>
           <w:color w:val="068298"/>
         </w:rPr>
-        <w:t>5.1  Contact</w:t>
+        <w:t>5.1  Contact Information  [</w:t>
       </w:r>
-      <w:proofErr w:type="gramEnd"/>
-      <w:r>
-        <w:rPr>
-          <w:color w:val="068298"/>
-        </w:rPr>
-        <w:t xml:space="preserve"> </w:t>
-      </w:r>
-      <w:proofErr w:type="gramStart"/>
-      <w:r>
-        <w:rPr>
-          <w:color w:val="068298"/>
-        </w:rPr>
-        <w:t>Information  [</w:t>
-      </w:r>
-      <w:proofErr w:type="gramEnd"/>
       <w:r>
         <w:rPr>
           <w:color w:val="068298"/>
@@ -910,28 +700,12 @@
       <w:pPr>
         <w:pStyle w:val="Heading2"/>
       </w:pPr>
-      <w:proofErr w:type="gramStart"/>
       <w:r>
         <w:rPr>
           <w:color w:val="068298"/>
         </w:rPr>
-        <w:t>5.2  Section</w:t>
+        <w:t>5.2  Section Structure  [</w:t>
       </w:r>
-      <w:proofErr w:type="gramEnd"/>
-      <w:r>
-        <w:rPr>
-          <w:color w:val="068298"/>
-        </w:rPr>
-        <w:t xml:space="preserve"> </w:t>
-      </w:r>
-      <w:proofErr w:type="gramStart"/>
-      <w:r>
-        <w:rPr>
-          <w:color w:val="068298"/>
-        </w:rPr>
-        <w:t>Structure  [</w:t>
-      </w:r>
-      <w:proofErr w:type="gramEnd"/>
       <w:r>
         <w:rPr>
           <w:color w:val="068298"/>
@@ -970,11 +744,6 @@
       </w:r>
     </w:p>
     <w:p/>
-    <w:p>
-      <w:r>
-        <w:t>────────────────────────────────────────────────────────────────────────────────</w:t>
-      </w:r>
-    </w:p>
     <w:p/>
     <w:p>
       <w:pPr>
@@ -984,6 +753,7 @@
         <w:rPr>
           <w:color w:val="5B21B6"/>
         </w:rPr>
+        <w:lastRenderedPageBreak/>
         <w:t>Section 6 — Performance &amp; UX</w:t>
       </w:r>
     </w:p>
@@ -991,29 +761,13 @@
       <w:pPr>
         <w:pStyle w:val="Heading2"/>
       </w:pPr>
-      <w:proofErr w:type="gramStart"/>
       <w:r>
         <w:rPr>
           <w:color w:val="068298"/>
         </w:rPr>
-        <w:t>6.2  Responsive</w:t>
-      </w:r>
-      <w:proofErr w:type="gramEnd"/>
-      <w:r>
-        <w:rPr>
-          <w:color w:val="068298"/>
-        </w:rPr>
-        <w:t xml:space="preserve"> </w:t>
-      </w:r>
-      <w:proofErr w:type="gramStart"/>
-      <w:r>
-        <w:rPr>
-          <w:color w:val="068298"/>
-        </w:rPr>
-        <w:t>Design  [</w:t>
+        <w:t>6.2  Responsive Design  [</w:t>
       </w:r>
       <w:proofErr w:type="spellStart"/>
-      <w:proofErr w:type="gramEnd"/>
       <w:r>
         <w:rPr>
           <w:color w:val="068298"/>
